--- a/klagomål/A 49712-2024 FSC-klagomål.docx
+++ b/klagomål/A 49712-2024 FSC-klagomål.docx
@@ -1363,7 +1363,7 @@
     <w:r>
       <w:tab/>
       <w:tab/>
-      <w:t>2026-09-14</w:t>
+      <w:t>2026-09-15</w:t>
       <w:br/>
       <w:br/>
     </w:r>

--- a/klagomål/A 49712-2024 FSC-klagomål.docx
+++ b/klagomål/A 49712-2024 FSC-klagomål.docx
@@ -1363,7 +1363,7 @@
     <w:r>
       <w:tab/>
       <w:tab/>
-      <w:t>2026-09-15</w:t>
+      <w:t>2026-09-16</w:t>
       <w:br/>
       <w:br/>
     </w:r>

--- a/klagomål/A 49712-2024 FSC-klagomål.docx
+++ b/klagomål/A 49712-2024 FSC-klagomål.docx
@@ -1363,7 +1363,7 @@
     <w:r>
       <w:tab/>
       <w:tab/>
-      <w:t>2026-09-16</w:t>
+      <w:t>2026-09-17</w:t>
       <w:br/>
       <w:br/>
     </w:r>

--- a/klagomål/A 49712-2024 FSC-klagomål.docx
+++ b/klagomål/A 49712-2024 FSC-klagomål.docx
@@ -1363,7 +1363,7 @@
     <w:r>
       <w:tab/>
       <w:tab/>
-      <w:t>2026-09-17</w:t>
+      <w:t>2026-09-18</w:t>
       <w:br/>
       <w:br/>
     </w:r>

--- a/klagomål/A 49712-2024 FSC-klagomål.docx
+++ b/klagomål/A 49712-2024 FSC-klagomål.docx
@@ -1363,7 +1363,7 @@
     <w:r>
       <w:tab/>
       <w:tab/>
-      <w:t>2026-09-18</w:t>
+      <w:t>2026-09-19</w:t>
       <w:br/>
       <w:br/>
     </w:r>

--- a/klagomål/A 49712-2024 FSC-klagomål.docx
+++ b/klagomål/A 49712-2024 FSC-klagomål.docx
@@ -1363,7 +1363,7 @@
     <w:r>
       <w:tab/>
       <w:tab/>
-      <w:t>2026-09-19</w:t>
+      <w:t>2026-09-21</w:t>
       <w:br/>
       <w:br/>
     </w:r>

--- a/klagomål/A 49712-2024 FSC-klagomål.docx
+++ b/klagomål/A 49712-2024 FSC-klagomål.docx
@@ -1363,7 +1363,7 @@
     <w:r>
       <w:tab/>
       <w:tab/>
-      <w:t>2026-09-21</w:t>
+      <w:t>2026-09-23</w:t>
       <w:br/>
       <w:br/>
     </w:r>

--- a/klagomål/A 49712-2024 FSC-klagomål.docx
+++ b/klagomål/A 49712-2024 FSC-klagomål.docx
@@ -1363,7 +1363,7 @@
     <w:r>
       <w:tab/>
       <w:tab/>
-      <w:t>2026-09-23</w:t>
+      <w:t>2026-09-24</w:t>
       <w:br/>
       <w:br/>
     </w:r>

--- a/klagomål/A 49712-2024 FSC-klagomål.docx
+++ b/klagomål/A 49712-2024 FSC-klagomål.docx
@@ -1363,7 +1363,7 @@
     <w:r>
       <w:tab/>
       <w:tab/>
-      <w:t>2026-09-24</w:t>
+      <w:t>2026-09-25</w:t>
       <w:br/>
       <w:br/>
     </w:r>

--- a/klagomål/A 49712-2024 FSC-klagomål.docx
+++ b/klagomål/A 49712-2024 FSC-klagomål.docx
@@ -178,7 +178,7 @@
       <w:r>
         <w:drawing>
           <wp:inline xmlns:a="http://schemas.openxmlformats.org/drawingml/2006/main" xmlns:pic="http://schemas.openxmlformats.org/drawingml/2006/picture">
-            <wp:extent cx="5486400" cy="4950958"/>
+            <wp:extent cx="5486400" cy="4832180"/>
             <wp:docPr id="1" name="Picture 1"/>
             <wp:cNvGraphicFramePr>
               <a:graphicFrameLocks noChangeAspect="1"/>
@@ -199,7 +199,7 @@
                   <pic:spPr>
                     <a:xfrm>
                       <a:off x="0" y="0"/>
-                      <a:ext cx="5486400" cy="4950958"/>
+                      <a:ext cx="5486400" cy="4832180"/>
                     </a:xfrm>
                     <a:prstGeom prst="rect"/>
                   </pic:spPr>
@@ -221,7 +221,7 @@
     </w:p>
     <w:p>
       <w:r>
-        <w:t>I och inom 20 meter från avverkningsanmälan finns fynd av 12 naturvårdsarter, varav 9 är rödlistade, 1 är fridlyst, 8 är typiska (T) och 3 är signalarter (S): garnlav (VU, T), knärot (VU, T, §8), skrovlig taggsvamp (VU), harticka (NT, T), lunglav (NT, T), rosenticka (NT, T), talltaggsvamp (NT), vedflamlav (NT), vedskivlav (NT, T), svart trolldruva (S, T), svavelriska (S) och tibast (S, T). Se Figur 1.</w:t>
+        <w:t>I och inom 20 meter från avverkningsanmälan finns fynd av 15 naturvårdsarter, varav 10 är rödlistade, 1 är fridlyst, 11 är typiska (T) och 3 är signalarter (S): garnlav (VU, T), knärot (VU, T, §8), skrovlig taggsvamp (VU), harticka (NT, T), lunglav (NT, T), rosenticka (NT, T), rynkskinn (NT, T), talltaggsvamp (NT), vedflamlav (NT), vedskivlav (NT, T), svart trolldruva (S, T), svavelriska (S), tibast (S, T), brudborste (T) och kransmossa (T). Se Figur 1.</w:t>
       </w:r>
     </w:p>
     <w:p>
@@ -325,7 +325,7 @@
     </w:p>
     <w:p>
       <w:r>
-        <w:t>I det avverkningsanmälda området finns 1 fyndplatser för knärot registrerade på Artportalen. Figur 2 visar gränserna för buffertzoner på 50 m, som behöver lämnas kring fyndplatserna för att knärotslokalerna inte ska försvinna vid en avverkning. Av det avverkningsanmälda området överlappar 0.71 ha med buffertzonerna och får av detta skäl inte avverkas.</w:t>
+        <w:t>I det avverkningsanmälda området finns 3 fyndplatser för knärot registrerade på Artportalen. Figur 2 visar gränserna för buffertzoner på 50 m, som behöver lämnas kring fyndplatserna för att knärotslokalerna inte ska försvinna vid en avverkning. Av det avverkningsanmälda området överlappar 0.96 ha med buffertzonerna och får av detta skäl inte avverkas.</w:t>
       </w:r>
     </w:p>
     <w:p>
@@ -506,6 +506,35 @@
         <w:rPr>
           <w:b/>
         </w:rPr>
+        <w:t>Rynkskinn (NT)</w:t>
+      </w:r>
+      <w:r>
+        <w:t xml:space="preserve"> är en vednedbrytare som växer på grova granlågor och ingår i en karaktäristisk association av vedsvampar knutna till urskogsartade barrskogar. Den har klassificerats som en “urskogsindikator” och är placerad i toppen av Skogsstyrelsens värdepyramid för bedömning av skog med höga naturvärden. Allt tyder på att rynkskinn är mycket känslig för skogliga ingrepp och lokalerna, som oftast har höga biologiska kvaliteter, bör lämnas till fri utveckling. Rynkskinn är typisk art för </w:t>
+      </w:r>
+      <w:r>
+        <w:rPr>
+          <w:i/>
+        </w:rPr>
+        <w:t xml:space="preserve">9010 Taiga, 9050 Näringsrik granskog </w:t>
+      </w:r>
+      <w:r>
+        <w:t>och</w:t>
+      </w:r>
+      <w:r>
+        <w:rPr>
+          <w:i/>
+        </w:rPr>
+        <w:t xml:space="preserve"> 9030 Landhöjningsskog</w:t>
+      </w:r>
+      <w:r>
+        <w:t xml:space="preserve"> (Nitare &amp; Skogsstyrelsen, 2019; SLU Artdatabanken, 2026).</w:t>
+      </w:r>
+    </w:p>
+    <w:p>
+      <w:r>
+        <w:rPr>
+          <w:b/>
+        </w:rPr>
         <w:t xml:space="preserve">Talltaggsvamp (NT) </w:t>
       </w:r>
       <w:r>
@@ -608,6 +637,64 @@
       </w:r>
       <w:r>
         <w:t xml:space="preserve"> och värdväxt för de två fjärilsarterna större tibastmal och brun tibastmal (CR) (SLU Artdatabanken, 2024; Nitare &amp; Skogsstyrelsen, 2019).</w:t>
+      </w:r>
+    </w:p>
+    <w:p>
+      <w:r>
+        <w:rPr>
+          <w:b/>
+        </w:rPr>
+        <w:t>Brudborste</w:t>
+      </w:r>
+      <w:r>
+        <w:t xml:space="preserve"> är typisk art för </w:t>
+      </w:r>
+      <w:r>
+        <w:rPr>
+          <w:i/>
+        </w:rPr>
+        <w:t xml:space="preserve">9050 Näringsrik granskog, 9040 Fjällbjörkskog, 6530 Lövängar, 6430 Högörtängar </w:t>
+      </w:r>
+      <w:r>
+        <w:t xml:space="preserve">och </w:t>
+      </w:r>
+      <w:r>
+        <w:rPr>
+          <w:i/>
+        </w:rPr>
+        <w:t>6510 Slåtterängar i låglandet</w:t>
+      </w:r>
+      <w:r>
+        <w:t xml:space="preserve"> (SLU Artdatabanken, 2025).</w:t>
+      </w:r>
+    </w:p>
+    <w:p>
+      <w:r>
+        <w:rPr>
+          <w:b/>
+        </w:rPr>
+        <w:t>Kransmossa</w:t>
+      </w:r>
+      <w:r>
+        <w:t xml:space="preserve"> är typisk art för </w:t>
+      </w:r>
+      <w:r>
+        <w:rPr>
+          <w:i/>
+        </w:rPr>
+        <w:t xml:space="preserve">9050 Näringsrik granskog </w:t>
+      </w:r>
+      <w:r>
+        <w:t xml:space="preserve">och </w:t>
+      </w:r>
+      <w:r>
+        <w:rPr>
+          <w:i/>
+        </w:rPr>
+        <w:t xml:space="preserve">6170 Alpina kalkgräsmarker </w:t>
+      </w:r>
+      <w:r>
+        <w:t>(SLU Artdatabanken, 2025).</w:t>
       </w:r>
     </w:p>
     <w:p>
@@ -700,7 +787,7 @@
         <w:rPr>
           <w:i/>
         </w:rPr>
-        <w:t>I det avverkningsanmälda skogsområdet har 12 naturvårdsarter varav 9 rödlistade arter sina livsmiljöer och växtplatser.</w:t>
+        <w:t>I det avverkningsanmälda skogsområdet har 15 naturvårdsarter varav 10 rödlistade arter sina livsmiljöer och växtplatser.</w:t>
       </w:r>
     </w:p>
     <w:p>
@@ -1363,7 +1450,7 @@
     <w:r>
       <w:tab/>
       <w:tab/>
-      <w:t>2026-09-25</w:t>
+      <w:t>2026-09-26</w:t>
       <w:br/>
       <w:br/>
     </w:r>

--- a/klagomål/A 49712-2024 FSC-klagomål.docx
+++ b/klagomål/A 49712-2024 FSC-klagomål.docx
@@ -1450,7 +1450,7 @@
     <w:r>
       <w:tab/>
       <w:tab/>
-      <w:t>2026-09-26</w:t>
+      <w:t>2026-09-27</w:t>
       <w:br/>
       <w:br/>
     </w:r>

--- a/klagomål/A 49712-2024 FSC-klagomål.docx
+++ b/klagomål/A 49712-2024 FSC-klagomål.docx
@@ -1450,7 +1450,7 @@
     <w:r>
       <w:tab/>
       <w:tab/>
-      <w:t>2026-09-27</w:t>
+      <w:t>2026-09-28</w:t>
       <w:br/>
       <w:br/>
     </w:r>

--- a/klagomål/A 49712-2024 FSC-klagomål.docx
+++ b/klagomål/A 49712-2024 FSC-klagomål.docx
@@ -1450,7 +1450,7 @@
     <w:r>
       <w:tab/>
       <w:tab/>
-      <w:t>2026-09-28</w:t>
+      <w:t>2026-09-29</w:t>
       <w:br/>
       <w:br/>
     </w:r>

--- a/klagomål/A 49712-2024 FSC-klagomål.docx
+++ b/klagomål/A 49712-2024 FSC-klagomål.docx
@@ -1450,7 +1450,7 @@
     <w:r>
       <w:tab/>
       <w:tab/>
-      <w:t>2026-09-29</w:t>
+      <w:t>2026-09-30</w:t>
       <w:br/>
       <w:br/>
     </w:r>

--- a/klagomål/A 49712-2024 FSC-klagomål.docx
+++ b/klagomål/A 49712-2024 FSC-klagomål.docx
@@ -1450,7 +1450,7 @@
     <w:r>
       <w:tab/>
       <w:tab/>
-      <w:t>2026-09-30</w:t>
+      <w:t>2026-10-01</w:t>
       <w:br/>
       <w:br/>
     </w:r>

--- a/klagomål/A 49712-2024 FSC-klagomål.docx
+++ b/klagomål/A 49712-2024 FSC-klagomål.docx
@@ -1450,7 +1450,7 @@
     <w:r>
       <w:tab/>
       <w:tab/>
-      <w:t>2026-10-01</w:t>
+      <w:t>2026-10-02</w:t>
       <w:br/>
       <w:br/>
     </w:r>

--- a/klagomål/A 49712-2024 FSC-klagomål.docx
+++ b/klagomål/A 49712-2024 FSC-klagomål.docx
@@ -1450,7 +1450,7 @@
     <w:r>
       <w:tab/>
       <w:tab/>
-      <w:t>2026-10-02</w:t>
+      <w:t>2026-10-03</w:t>
       <w:br/>
       <w:br/>
     </w:r>

--- a/klagomål/A 49712-2024 FSC-klagomål.docx
+++ b/klagomål/A 49712-2024 FSC-klagomål.docx
@@ -1450,7 +1450,7 @@
     <w:r>
       <w:tab/>
       <w:tab/>
-      <w:t>2026-10-03</w:t>
+      <w:t>2026-10-04</w:t>
       <w:br/>
       <w:br/>
     </w:r>

--- a/klagomål/A 49712-2024 FSC-klagomål.docx
+++ b/klagomål/A 49712-2024 FSC-klagomål.docx
@@ -1450,7 +1450,7 @@
     <w:r>
       <w:tab/>
       <w:tab/>
-      <w:t>2026-10-04</w:t>
+      <w:t>2026-10-05</w:t>
       <w:br/>
       <w:br/>
     </w:r>

--- a/klagomål/A 49712-2024 FSC-klagomål.docx
+++ b/klagomål/A 49712-2024 FSC-klagomål.docx
@@ -1450,7 +1450,7 @@
     <w:r>
       <w:tab/>
       <w:tab/>
-      <w:t>2026-10-05</w:t>
+      <w:t>2026-10-06</w:t>
       <w:br/>
       <w:br/>
     </w:r>

--- a/klagomål/A 49712-2024 FSC-klagomål.docx
+++ b/klagomål/A 49712-2024 FSC-klagomål.docx
@@ -1450,7 +1450,7 @@
     <w:r>
       <w:tab/>
       <w:tab/>
-      <w:t>2026-10-06</w:t>
+      <w:t>2026-10-07</w:t>
       <w:br/>
       <w:br/>
     </w:r>

--- a/klagomål/A 49712-2024 FSC-klagomål.docx
+++ b/klagomål/A 49712-2024 FSC-klagomål.docx
@@ -1450,7 +1450,7 @@
     <w:r>
       <w:tab/>
       <w:tab/>
-      <w:t>2026-10-07</w:t>
+      <w:t>2026-10-08</w:t>
       <w:br/>
       <w:br/>
     </w:r>

--- a/klagomål/A 49712-2024 FSC-klagomål.docx
+++ b/klagomål/A 49712-2024 FSC-klagomål.docx
@@ -1450,7 +1450,7 @@
     <w:r>
       <w:tab/>
       <w:tab/>
-      <w:t>2026-10-08</w:t>
+      <w:t>2026-10-09</w:t>
       <w:br/>
       <w:br/>
     </w:r>

--- a/klagomål/A 49712-2024 FSC-klagomål.docx
+++ b/klagomål/A 49712-2024 FSC-klagomål.docx
@@ -1450,7 +1450,7 @@
     <w:r>
       <w:tab/>
       <w:tab/>
-      <w:t>2026-10-09</w:t>
+      <w:t>2026-10-10</w:t>
       <w:br/>
       <w:br/>
     </w:r>

--- a/klagomål/A 49712-2024 FSC-klagomål.docx
+++ b/klagomål/A 49712-2024 FSC-klagomål.docx
@@ -1450,7 +1450,7 @@
     <w:r>
       <w:tab/>
       <w:tab/>
-      <w:t>2026-10-10</w:t>
+      <w:t>2026-10-11</w:t>
       <w:br/>
       <w:br/>
     </w:r>

--- a/klagomål/A 49712-2024 FSC-klagomål.docx
+++ b/klagomål/A 49712-2024 FSC-klagomål.docx
@@ -1450,7 +1450,7 @@
     <w:r>
       <w:tab/>
       <w:tab/>
-      <w:t>2026-10-11</w:t>
+      <w:t>2026-10-12</w:t>
       <w:br/>
       <w:br/>
     </w:r>

--- a/klagomål/A 49712-2024 FSC-klagomål.docx
+++ b/klagomål/A 49712-2024 FSC-klagomål.docx
@@ -1450,7 +1450,7 @@
     <w:r>
       <w:tab/>
       <w:tab/>
-      <w:t>2026-10-12</w:t>
+      <w:t>2026-10-13</w:t>
       <w:br/>
       <w:br/>
     </w:r>

--- a/klagomål/A 49712-2024 FSC-klagomål.docx
+++ b/klagomål/A 49712-2024 FSC-klagomål.docx
@@ -1450,7 +1450,7 @@
     <w:r>
       <w:tab/>
       <w:tab/>
-      <w:t>2026-10-13</w:t>
+      <w:t>2026-10-14</w:t>
       <w:br/>
       <w:br/>
     </w:r>

--- a/klagomål/A 49712-2024 FSC-klagomål.docx
+++ b/klagomål/A 49712-2024 FSC-klagomål.docx
@@ -1450,7 +1450,7 @@
     <w:r>
       <w:tab/>
       <w:tab/>
-      <w:t>2026-10-14</w:t>
+      <w:t>2026-10-15</w:t>
       <w:br/>
       <w:br/>
     </w:r>

--- a/klagomål/A 49712-2024 FSC-klagomål.docx
+++ b/klagomål/A 49712-2024 FSC-klagomål.docx
@@ -1450,7 +1450,7 @@
     <w:r>
       <w:tab/>
       <w:tab/>
-      <w:t>2026-10-15</w:t>
+      <w:t>2026-10-16</w:t>
       <w:br/>
       <w:br/>
     </w:r>

--- a/klagomål/A 49712-2024 FSC-klagomål.docx
+++ b/klagomål/A 49712-2024 FSC-klagomål.docx
@@ -1450,7 +1450,7 @@
     <w:r>
       <w:tab/>
       <w:tab/>
-      <w:t>2026-10-16</w:t>
+      <w:t>2026-10-17</w:t>
       <w:br/>
       <w:br/>
     </w:r>

--- a/klagomål/A 49712-2024 FSC-klagomål.docx
+++ b/klagomål/A 49712-2024 FSC-klagomål.docx
@@ -1450,7 +1450,7 @@
     <w:r>
       <w:tab/>
       <w:tab/>
-      <w:t>2026-10-17</w:t>
+      <w:t>2026-10-18</w:t>
       <w:br/>
       <w:br/>
     </w:r>

--- a/klagomål/A 49712-2024 FSC-klagomål.docx
+++ b/klagomål/A 49712-2024 FSC-klagomål.docx
@@ -1450,7 +1450,7 @@
     <w:r>
       <w:tab/>
       <w:tab/>
-      <w:t>2026-10-18</w:t>
+      <w:t>2026-10-19</w:t>
       <w:br/>
       <w:br/>
     </w:r>

--- a/klagomål/A 49712-2024 FSC-klagomål.docx
+++ b/klagomål/A 49712-2024 FSC-klagomål.docx
@@ -1450,7 +1450,7 @@
     <w:r>
       <w:tab/>
       <w:tab/>
-      <w:t>2026-10-19</w:t>
+      <w:t>2026-10-20</w:t>
       <w:br/>
       <w:br/>
     </w:r>

--- a/klagomål/A 49712-2024 FSC-klagomål.docx
+++ b/klagomål/A 49712-2024 FSC-klagomål.docx
@@ -1450,7 +1450,7 @@
     <w:r>
       <w:tab/>
       <w:tab/>
-      <w:t>2026-10-20</w:t>
+      <w:t>2026-10-21</w:t>
       <w:br/>
       <w:br/>
     </w:r>

--- a/klagomål/A 49712-2024 FSC-klagomål.docx
+++ b/klagomål/A 49712-2024 FSC-klagomål.docx
@@ -1450,7 +1450,7 @@
     <w:r>
       <w:tab/>
       <w:tab/>
-      <w:t>2026-10-21</w:t>
+      <w:t>2026-10-22</w:t>
       <w:br/>
       <w:br/>
     </w:r>

--- a/klagomål/A 49712-2024 FSC-klagomål.docx
+++ b/klagomål/A 49712-2024 FSC-klagomål.docx
@@ -1450,7 +1450,7 @@
     <w:r>
       <w:tab/>
       <w:tab/>
-      <w:t>2026-10-22</w:t>
+      <w:t>2026-10-23</w:t>
       <w:br/>
       <w:br/>
     </w:r>

--- a/klagomål/A 49712-2024 FSC-klagomål.docx
+++ b/klagomål/A 49712-2024 FSC-klagomål.docx
@@ -1450,7 +1450,7 @@
     <w:r>
       <w:tab/>
       <w:tab/>
-      <w:t>2026-10-23</w:t>
+      <w:t>2026-10-24</w:t>
       <w:br/>
       <w:br/>
     </w:r>

--- a/klagomål/A 49712-2024 FSC-klagomål.docx
+++ b/klagomål/A 49712-2024 FSC-klagomål.docx
@@ -1450,7 +1450,7 @@
     <w:r>
       <w:tab/>
       <w:tab/>
-      <w:t>2026-10-24</w:t>
+      <w:t>2026-10-25</w:t>
       <w:br/>
       <w:br/>
     </w:r>

--- a/klagomål/A 49712-2024 FSC-klagomål.docx
+++ b/klagomål/A 49712-2024 FSC-klagomål.docx
@@ -1450,7 +1450,7 @@
     <w:r>
       <w:tab/>
       <w:tab/>
-      <w:t>2026-10-25</w:t>
+      <w:t>2026-10-26</w:t>
       <w:br/>
       <w:br/>
     </w:r>

--- a/klagomål/A 49712-2024 FSC-klagomål.docx
+++ b/klagomål/A 49712-2024 FSC-klagomål.docx
@@ -1450,7 +1450,7 @@
     <w:r>
       <w:tab/>
       <w:tab/>
-      <w:t>2026-10-26</w:t>
+      <w:t>2026-10-27</w:t>
       <w:br/>
       <w:br/>
     </w:r>

--- a/klagomål/A 49712-2024 FSC-klagomål.docx
+++ b/klagomål/A 49712-2024 FSC-klagomål.docx
@@ -1450,7 +1450,7 @@
     <w:r>
       <w:tab/>
       <w:tab/>
-      <w:t>2026-10-27</w:t>
+      <w:t>2026-10-28</w:t>
       <w:br/>
       <w:br/>
     </w:r>

--- a/klagomål/A 49712-2024 FSC-klagomål.docx
+++ b/klagomål/A 49712-2024 FSC-klagomål.docx
@@ -1450,7 +1450,7 @@
     <w:r>
       <w:tab/>
       <w:tab/>
-      <w:t>2026-10-28</w:t>
+      <w:t>2026-10-29</w:t>
       <w:br/>
       <w:br/>
     </w:r>

--- a/klagomål/A 49712-2024 FSC-klagomål.docx
+++ b/klagomål/A 49712-2024 FSC-klagomål.docx
@@ -1450,7 +1450,7 @@
     <w:r>
       <w:tab/>
       <w:tab/>
-      <w:t>2026-10-29</w:t>
+      <w:t>2026-10-31</w:t>
       <w:br/>
       <w:br/>
     </w:r>
